--- a/docs/HRMS_One_Page.docx
+++ b/docs/HRMS_One_Page.docx
@@ -1017,7 +1017,7 @@
                 <w:sz w:val="14"/>
                 <w:szCs w:val="14"/>
               </w:rPr>
-              <w:t xml:space="preserve">Departments, designations and grades defined per company</w:t>
+              <w:t xml:space="preserve">Departments, designations, grades and offices defined per company</w:t>
             </w:r>
           </w:p>
           <w:p>
@@ -1406,6 +1406,40 @@
                 <w:sz w:val="14"/>
                 <w:szCs w:val="14"/>
               </w:rPr>
+              <w:t xml:space="preserve">Excel for any span — working days, leave, hours, overtime</w:t>
+            </w:r>
+          </w:p>
+          <w:p>
+            <w:pPr>
+              <w:spacing w:after="22" w:before="0" w:line="178" w:lineRule="atLeast"/>
+              <w:ind w:left="145" w:hanging="145"/>
+            </w:pPr>
+            <w:r>
+              <w:rPr>
+                <w:rFonts w:ascii="Segoe UI" w:cs="Segoe UI" w:eastAsia="Segoe UI" w:hAnsi="Segoe UI"/>
+                <w:b/>
+                <w:bCs/>
+                <w:i w:val="false"/>
+                <w:iCs w:val="false"/>
+                <w:caps w:val="false"/>
+                <w:color w:val="0284C7"/>
+                <w:sz w:val="13"/>
+                <w:szCs w:val="13"/>
+              </w:rPr>
+              <w:t xml:space="preserve">▪ </w:t>
+            </w:r>
+            <w:r>
+              <w:rPr>
+                <w:rFonts w:ascii="Segoe UI" w:cs="Segoe UI" w:eastAsia="Segoe UI" w:hAnsi="Segoe UI"/>
+                <w:b w:val="false"/>
+                <w:bCs w:val="false"/>
+                <w:i w:val="false"/>
+                <w:iCs w:val="false"/>
+                <w:caps w:val="false"/>
+                <w:color w:val="0F172A"/>
+                <w:sz w:val="14"/>
+                <w:szCs w:val="14"/>
+              </w:rPr>
               <w:t xml:space="preserve">Exceptions corrected by HR, never by the employee</w:t>
             </w:r>
           </w:p>
@@ -1440,7 +1474,7 @@
                 <w:sz w:val="14"/>
                 <w:szCs w:val="14"/>
               </w:rPr>
-              <w:t xml:space="preserve">Company calendar — holidays, events and personal schedule</w:t>
+              <w:t xml:space="preserve">Company calendar — holidays per office, events, personal schedule</w:t>
             </w:r>
           </w:p>
           <w:p>
@@ -2097,7 +2131,7 @@
                 <w:sz w:val="14"/>
                 <w:szCs w:val="14"/>
               </w:rPr>
-              <w:t xml:space="preserve">Payslip reaches the employee's app and inbox together</w:t>
+              <w:t xml:space="preserve">Payslip reaches the app and the inbox together — PDF attached</w:t>
             </w:r>
           </w:p>
           <w:p>
@@ -2603,7 +2637,7 @@
                 <w:sz w:val="14"/>
                 <w:szCs w:val="14"/>
               </w:rPr>
-              <w:t xml:space="preserve">Generated from live data, on company letterhead, with a reference</w:t>
+              <w:t xml:space="preserve">Generated from live data on letterhead, and emailed as a PDF</w:t>
             </w:r>
           </w:p>
           <w:p>
@@ -2637,7 +2671,7 @@
                 <w:sz w:val="14"/>
                 <w:szCs w:val="14"/>
               </w:rPr>
-              <w:t xml:space="preserve">Employees open and share their own letters from the app</w:t>
+              <w:t xml:space="preserve">Employees open and download their letters, on phone or web</w:t>
             </w:r>
           </w:p>
           <w:p>
@@ -3041,7 +3075,7 @@
                 <w:sz w:val="14"/>
                 <w:szCs w:val="14"/>
               </w:rPr>
-              <w:t xml:space="preserve">Email through the company's own SMTP — payslips, letters, resets</w:t>
+              <w:t xml:space="preserve">Email through the company's own SMTP — payslips, letters, leave, announcements</w:t>
             </w:r>
           </w:p>
           <w:p>
